--- a/Устав проекта AI Regulation Monitor.docx
+++ b/Устав проекта AI Regulation Monitor.docx
@@ -2693,31 +2693,7 @@
                 <w:noProof/>
                 <w:u w:val="none"/>
               </w:rPr>
-              <w:t>Соста</w:t>
-            </w:r>
-            <w:r>
-              <w:rPr>
-                <w:rStyle w:val="ae"/>
-                <w:b w:val="0"/>
-                <w:bCs w:val="0"/>
-                <w:i w:val="0"/>
-                <w:iCs w:val="0"/>
-                <w:noProof/>
-                <w:u w:val="none"/>
-              </w:rPr>
-              <w:t>в</w:t>
-            </w:r>
-            <w:r>
-              <w:rPr>
-                <w:rStyle w:val="ae"/>
-                <w:b w:val="0"/>
-                <w:bCs w:val="0"/>
-                <w:i w:val="0"/>
-                <w:iCs w:val="0"/>
-                <w:noProof/>
-                <w:u w:val="none"/>
-              </w:rPr>
-              <w:t xml:space="preserve"> исполнителей</w:t>
+              <w:t>Состав исполнителей</w:t>
             </w:r>
             <w:r>
               <w:rPr>
@@ -6669,6 +6645,7 @@
                 <w:sz w:val="28"/>
                 <w:szCs w:val="28"/>
               </w:rPr>
+              <w:lastRenderedPageBreak/>
               <w:t>Тестировщик (QA Engineer)</w:t>
             </w:r>
           </w:p>
@@ -6876,7 +6853,6 @@
       <w:bookmarkStart w:id="41" w:name="_Toc232539502"/>
       <w:bookmarkEnd w:id="40"/>
       <w:r>
-        <w:lastRenderedPageBreak/>
         <w:t>Ожидаемые результаты проекта</w:t>
       </w:r>
       <w:bookmarkEnd w:id="41"/>
@@ -7001,6 +6977,7 @@
           <w:sz w:val="28"/>
           <w:szCs w:val="28"/>
         </w:rPr>
+        <w:lastRenderedPageBreak/>
         <w:t>Повышение точности отбора</w:t>
       </w:r>
       <w:r>
@@ -7198,7 +7175,6 @@
           <w:szCs w:val="28"/>
           <w:lang w:val="ru-RU"/>
         </w:rPr>
-        <w:lastRenderedPageBreak/>
         <w:t>П</w:t>
       </w:r>
       <w:proofErr w:type="spellStart"/>
@@ -7535,7 +7511,15 @@
                 <w:sz w:val="28"/>
                 <w:szCs w:val="28"/>
               </w:rPr>
-              <w:t>Ручной просмотр и поиск по отдельным ключевым словам.</w:t>
+              <w:t xml:space="preserve">Ручной просмотр и поиск </w:t>
+            </w:r>
+            <w:r>
+              <w:rPr>
+                <w:sz w:val="28"/>
+                <w:szCs w:val="28"/>
+              </w:rPr>
+              <w:lastRenderedPageBreak/>
+              <w:t>по отдельным ключевым словам.</w:t>
             </w:r>
           </w:p>
         </w:tc>
@@ -7562,7 +7546,16 @@
                 <w:sz w:val="28"/>
                 <w:szCs w:val="28"/>
               </w:rPr>
-              <w:t>Автоматизированный сбор, первичный фильтр и локальная NLP-классификация.</w:t>
+              <w:lastRenderedPageBreak/>
+              <w:t xml:space="preserve">Автоматизированный сбор, </w:t>
+            </w:r>
+            <w:r>
+              <w:rPr>
+                <w:sz w:val="28"/>
+                <w:szCs w:val="28"/>
+              </w:rPr>
+              <w:lastRenderedPageBreak/>
+              <w:t>первичный фильтр и локальная NLP-классификация.</w:t>
             </w:r>
           </w:p>
         </w:tc>
@@ -7594,6 +7587,7 @@
                 <w:sz w:val="28"/>
                 <w:szCs w:val="28"/>
               </w:rPr>
+              <w:lastRenderedPageBreak/>
               <w:t>Время получения аналитической выборки</w:t>
             </w:r>
           </w:p>
@@ -7906,7 +7900,6 @@
               <w:rPr>
                 <w:b/>
               </w:rPr>
-              <w:lastRenderedPageBreak/>
               <w:t>Задача</w:t>
             </w:r>
           </w:p>
@@ -8197,7 +8190,11 @@
           </w:tcPr>
           <w:p>
             <w:r>
-              <w:t>Разработка и настройка парсера</w:t>
+              <w:t xml:space="preserve">Разработка и настройка </w:t>
+            </w:r>
+            <w:r>
+              <w:lastRenderedPageBreak/>
+              <w:t>парсера</w:t>
             </w:r>
           </w:p>
         </w:tc>
@@ -8217,6 +8214,7 @@
               <w:rPr>
                 <w:lang w:val="ru-RU"/>
               </w:rPr>
+              <w:lastRenderedPageBreak/>
               <w:t>8</w:t>
             </w:r>
             <w:r>
@@ -8242,6 +8240,7 @@
           </w:p>
           <w:p>
             <w:r>
+              <w:lastRenderedPageBreak/>
               <w:t>Настройка таймаутов, повторных запросов и диагностики ошибок.</w:t>
             </w:r>
           </w:p>
@@ -8264,6 +8263,7 @@
           </w:tcPr>
           <w:p>
             <w:r>
+              <w:lastRenderedPageBreak/>
               <w:t>Программист</w:t>
             </w:r>
           </w:p>
@@ -8554,11 +8554,7 @@
           </w:p>
           <w:p>
             <w:r>
-              <w:t xml:space="preserve">Создание фильтров, </w:t>
-            </w:r>
-            <w:r>
-              <w:lastRenderedPageBreak/>
-              <w:t>карточек материалов и блока диагностики.</w:t>
+              <w:t>Создание фильтров, карточек материалов и блока диагностики.</w:t>
             </w:r>
           </w:p>
           <w:p>
@@ -8580,7 +8576,6 @@
           </w:tcPr>
           <w:p>
             <w:r>
-              <w:lastRenderedPageBreak/>
               <w:t>Программист</w:t>
             </w:r>
           </w:p>
@@ -8768,7 +8763,11 @@
           </w:p>
           <w:p>
             <w:r>
-              <w:t>Подготовка описания логики работы программы и демонстрационных материалов.</w:t>
+              <w:t xml:space="preserve">Подготовка описания логики </w:t>
+            </w:r>
+            <w:r>
+              <w:lastRenderedPageBreak/>
+              <w:t>работы программы и демонстрационных материалов.</w:t>
             </w:r>
           </w:p>
         </w:tc>
@@ -8785,6 +8784,7 @@
           </w:tcPr>
           <w:p>
             <w:r>
+              <w:lastRenderedPageBreak/>
               <w:t>Руководитель проекта</w:t>
             </w:r>
           </w:p>
@@ -8970,7 +8970,6 @@
     <w:p>
       <w:pPr>
         <w:spacing w:line="360" w:lineRule="auto"/>
-        <w:ind w:firstLine="709"/>
         <w:jc w:val="both"/>
         <w:rPr>
           <w:sz w:val="28"/>
@@ -8984,10 +8983,21 @@
         <w:ind w:firstLine="709"/>
         <w:jc w:val="both"/>
         <w:rPr>
-          <w:sz w:val="28"/>
-          <w:szCs w:val="28"/>
-        </w:rPr>
-      </w:pPr>
+          <w:b/>
+          <w:bCs/>
+          <w:sz w:val="28"/>
+          <w:szCs w:val="28"/>
+        </w:rPr>
+      </w:pPr>
+      <w:r>
+        <w:rPr>
+          <w:b/>
+          <w:bCs/>
+          <w:sz w:val="28"/>
+          <w:szCs w:val="28"/>
+        </w:rPr>
+        <w:t>Ограничения автоматических запросов</w:t>
+      </w:r>
     </w:p>
     <w:p>
       <w:pPr>
@@ -8999,6 +9009,22 @@
           <w:szCs w:val="28"/>
         </w:rPr>
       </w:pPr>
+      <w:r>
+        <w:rPr>
+          <w:i/>
+          <w:iCs/>
+          <w:sz w:val="28"/>
+          <w:szCs w:val="28"/>
+        </w:rPr>
+        <w:t>Возможные последствия</w:t>
+      </w:r>
+      <w:r>
+        <w:rPr>
+          <w:sz w:val="28"/>
+          <w:szCs w:val="28"/>
+        </w:rPr>
+        <w:t>: HTTP 403/429, временная блокировка запросов и невозможность получить данные с конкретного сайта;</w:t>
+      </w:r>
     </w:p>
     <w:p>
       <w:pPr>
@@ -9010,6 +9036,22 @@
           <w:szCs w:val="28"/>
         </w:rPr>
       </w:pPr>
+      <w:r>
+        <w:rPr>
+          <w:i/>
+          <w:iCs/>
+          <w:sz w:val="28"/>
+          <w:szCs w:val="28"/>
+        </w:rPr>
+        <w:t>Меры:</w:t>
+      </w:r>
+      <w:r>
+        <w:rPr>
+          <w:sz w:val="28"/>
+          <w:szCs w:val="28"/>
+        </w:rPr>
+        <w:t xml:space="preserve"> ограничивать параллельность, использовать умеренную частоту запросов, таймауты, повторные попытки и официальные интерфейсы;</w:t>
+      </w:r>
     </w:p>
     <w:p>
       <w:pPr>
@@ -9017,6 +9059,33 @@
         <w:ind w:firstLine="709"/>
         <w:jc w:val="both"/>
         <w:rPr>
+          <w:sz w:val="28"/>
+          <w:szCs w:val="28"/>
+        </w:rPr>
+      </w:pPr>
+      <w:r>
+        <w:rPr>
+          <w:i/>
+          <w:iCs/>
+          <w:sz w:val="28"/>
+          <w:szCs w:val="28"/>
+        </w:rPr>
+        <w:t>Степень влияния</w:t>
+      </w:r>
+      <w:r>
+        <w:rPr>
+          <w:sz w:val="28"/>
+          <w:szCs w:val="28"/>
+        </w:rPr>
+        <w:t>: средняя</w:t>
+      </w:r>
+    </w:p>
+    <w:p>
+      <w:pPr>
+        <w:spacing w:before="240" w:line="360" w:lineRule="auto"/>
+        <w:ind w:firstLine="709"/>
+        <w:jc w:val="both"/>
+        <w:rPr>
           <w:b/>
           <w:bCs/>
           <w:sz w:val="28"/>
@@ -9030,8 +9099,7 @@
           <w:sz w:val="28"/>
           <w:szCs w:val="28"/>
         </w:rPr>
-        <w:lastRenderedPageBreak/>
-        <w:t>Ограничения автоматических запросов</w:t>
+        <w:t>2. Технические риски</w:t>
       </w:r>
     </w:p>
     <w:p>
@@ -9040,25 +9108,20 @@
         <w:ind w:firstLine="709"/>
         <w:jc w:val="both"/>
         <w:rPr>
-          <w:sz w:val="28"/>
-          <w:szCs w:val="28"/>
-        </w:rPr>
-      </w:pPr>
-      <w:r>
-        <w:rPr>
-          <w:i/>
-          <w:iCs/>
-          <w:sz w:val="28"/>
-          <w:szCs w:val="28"/>
-        </w:rPr>
-        <w:t>Возможные последствия</w:t>
-      </w:r>
-      <w:r>
-        <w:rPr>
-          <w:sz w:val="28"/>
-          <w:szCs w:val="28"/>
-        </w:rPr>
-        <w:t>: HTTP 403/429, временная блокировка запросов и невозможность получить данные с конкретного сайта;</w:t>
+          <w:b/>
+          <w:bCs/>
+          <w:sz w:val="28"/>
+          <w:szCs w:val="28"/>
+        </w:rPr>
+      </w:pPr>
+      <w:r>
+        <w:rPr>
+          <w:b/>
+          <w:bCs/>
+          <w:sz w:val="28"/>
+          <w:szCs w:val="28"/>
+        </w:rPr>
+        <w:t>Разнородность зарубежных форматов, языков и способов публикации</w:t>
       </w:r>
     </w:p>
     <w:p>
@@ -9078,14 +9141,14 @@
           <w:sz w:val="28"/>
           <w:szCs w:val="28"/>
         </w:rPr>
-        <w:t>Меры:</w:t>
-      </w:r>
-      <w:r>
-        <w:rPr>
-          <w:sz w:val="28"/>
-          <w:szCs w:val="28"/>
-        </w:rPr>
-        <w:t xml:space="preserve"> ограничивать параллельность, использовать умеренную частоту запросов, таймауты, повторные попытки и официальные интерфейсы;</w:t>
+        <w:t>Возможные последствия</w:t>
+      </w:r>
+      <w:r>
+        <w:rPr>
+          <w:sz w:val="28"/>
+          <w:szCs w:val="28"/>
+        </w:rPr>
+        <w:t>: неверное извлечение даты, описания или ссылки, а также ошибочная классификация материала;</w:t>
       </w:r>
     </w:p>
     <w:p>
@@ -9105,36 +9168,14 @@
           <w:sz w:val="28"/>
           <w:szCs w:val="28"/>
         </w:rPr>
-        <w:t>Степень влияния</w:t>
-      </w:r>
-      <w:r>
-        <w:rPr>
-          <w:sz w:val="28"/>
-          <w:szCs w:val="28"/>
-        </w:rPr>
-        <w:t>: средняя</w:t>
-      </w:r>
-    </w:p>
-    <w:p>
-      <w:pPr>
-        <w:spacing w:before="240" w:line="360" w:lineRule="auto"/>
-        <w:ind w:firstLine="709"/>
-        <w:jc w:val="both"/>
-        <w:rPr>
-          <w:b/>
-          <w:bCs/>
-          <w:sz w:val="28"/>
-          <w:szCs w:val="28"/>
-        </w:rPr>
-      </w:pPr>
-      <w:r>
-        <w:rPr>
-          <w:b/>
-          <w:bCs/>
-          <w:sz w:val="28"/>
-          <w:szCs w:val="28"/>
-        </w:rPr>
-        <w:t>2. Технические риски</w:t>
+        <w:t>Меры:</w:t>
+      </w:r>
+      <w:r>
+        <w:rPr>
+          <w:sz w:val="28"/>
+          <w:szCs w:val="28"/>
+        </w:rPr>
+        <w:t xml:space="preserve"> применять отдельные адаптеры, нормализацию, контрольные сценарии и юридическую проверку результатов;</w:t>
       </w:r>
     </w:p>
     <w:p>
@@ -9143,6 +9184,33 @@
         <w:ind w:firstLine="709"/>
         <w:jc w:val="both"/>
         <w:rPr>
+          <w:sz w:val="28"/>
+          <w:szCs w:val="28"/>
+        </w:rPr>
+      </w:pPr>
+      <w:r>
+        <w:rPr>
+          <w:i/>
+          <w:iCs/>
+          <w:sz w:val="28"/>
+          <w:szCs w:val="28"/>
+        </w:rPr>
+        <w:t>Степень влияния:</w:t>
+      </w:r>
+      <w:r>
+        <w:rPr>
+          <w:sz w:val="28"/>
+          <w:szCs w:val="28"/>
+        </w:rPr>
+        <w:t xml:space="preserve"> средняя</w:t>
+      </w:r>
+    </w:p>
+    <w:p>
+      <w:pPr>
+        <w:spacing w:before="240" w:line="360" w:lineRule="auto"/>
+        <w:ind w:firstLine="720"/>
+        <w:jc w:val="both"/>
+        <w:rPr>
           <w:b/>
           <w:bCs/>
           <w:sz w:val="28"/>
@@ -9156,7 +9224,8 @@
           <w:sz w:val="28"/>
           <w:szCs w:val="28"/>
         </w:rPr>
-        <w:t>Разнородность зарубежных форматов, языков и способов публикации</w:t>
+        <w:lastRenderedPageBreak/>
+        <w:t>3. Финансовые риски</w:t>
       </w:r>
     </w:p>
     <w:p>
@@ -9165,25 +9234,20 @@
         <w:ind w:firstLine="709"/>
         <w:jc w:val="both"/>
         <w:rPr>
-          <w:sz w:val="28"/>
-          <w:szCs w:val="28"/>
-        </w:rPr>
-      </w:pPr>
-      <w:r>
-        <w:rPr>
-          <w:i/>
-          <w:iCs/>
-          <w:sz w:val="28"/>
-          <w:szCs w:val="28"/>
-        </w:rPr>
-        <w:t>Возможные последствия</w:t>
-      </w:r>
-      <w:r>
-        <w:rPr>
-          <w:sz w:val="28"/>
-          <w:szCs w:val="28"/>
-        </w:rPr>
-        <w:t>: неверное извлечение даты, описания или ссылки, а также ошибочная классификация материала;</w:t>
+          <w:b/>
+          <w:bCs/>
+          <w:sz w:val="28"/>
+          <w:szCs w:val="28"/>
+        </w:rPr>
+      </w:pPr>
+      <w:r>
+        <w:rPr>
+          <w:b/>
+          <w:bCs/>
+          <w:sz w:val="28"/>
+          <w:szCs w:val="28"/>
+        </w:rPr>
+        <w:t>Необходимость постоянного сервера, прокси или дополнительных средств браузерного парсинга</w:t>
       </w:r>
     </w:p>
     <w:p>
@@ -9203,14 +9267,14 @@
           <w:sz w:val="28"/>
           <w:szCs w:val="28"/>
         </w:rPr>
-        <w:t>Меры:</w:t>
-      </w:r>
-      <w:r>
-        <w:rPr>
-          <w:sz w:val="28"/>
-          <w:szCs w:val="28"/>
-        </w:rPr>
-        <w:t xml:space="preserve"> применять отдельные адаптеры, нормализацию, контрольные сценарии и юридическую проверку результатов;</w:t>
+        <w:t>Возможные последствия</w:t>
+      </w:r>
+      <w:r>
+        <w:rPr>
+          <w:sz w:val="28"/>
+          <w:szCs w:val="28"/>
+        </w:rPr>
+        <w:t>: увеличение стоимости эксплуатации и сопровождения проекта;</w:t>
       </w:r>
     </w:p>
     <w:p>
@@ -9230,36 +9294,14 @@
           <w:sz w:val="28"/>
           <w:szCs w:val="28"/>
         </w:rPr>
-        <w:t>Степень влияния:</w:t>
-      </w:r>
-      <w:r>
-        <w:rPr>
-          <w:sz w:val="28"/>
-          <w:szCs w:val="28"/>
-        </w:rPr>
-        <w:t xml:space="preserve"> средняя</w:t>
-      </w:r>
-    </w:p>
-    <w:p>
-      <w:pPr>
-        <w:spacing w:before="240" w:line="360" w:lineRule="auto"/>
-        <w:ind w:firstLine="720"/>
-        <w:jc w:val="both"/>
-        <w:rPr>
-          <w:b/>
-          <w:bCs/>
-          <w:sz w:val="28"/>
-          <w:szCs w:val="28"/>
-        </w:rPr>
-      </w:pPr>
-      <w:r>
-        <w:rPr>
-          <w:b/>
-          <w:bCs/>
-          <w:sz w:val="28"/>
-          <w:szCs w:val="28"/>
-        </w:rPr>
-        <w:t>3. Финансовые риски</w:t>
+        <w:t>Меры</w:t>
+      </w:r>
+      <w:r>
+        <w:rPr>
+          <w:sz w:val="28"/>
+          <w:szCs w:val="28"/>
+        </w:rPr>
+        <w:t>: использовать открытые библиотеки, официальные API, локальную NLP-классификацию и планировать инфраструктурные расходы отдельно;</w:t>
       </w:r>
     </w:p>
     <w:p>
@@ -9268,28 +9310,6 @@
         <w:ind w:firstLine="709"/>
         <w:jc w:val="both"/>
         <w:rPr>
-          <w:b/>
-          <w:bCs/>
-          <w:sz w:val="28"/>
-          <w:szCs w:val="28"/>
-        </w:rPr>
-      </w:pPr>
-      <w:r>
-        <w:rPr>
-          <w:b/>
-          <w:bCs/>
-          <w:sz w:val="28"/>
-          <w:szCs w:val="28"/>
-        </w:rPr>
-        <w:t>Необходимость постоянного сервера, прокси или дополнительных средств браузерного парсинга</w:t>
-      </w:r>
-    </w:p>
-    <w:p>
-      <w:pPr>
-        <w:spacing w:line="360" w:lineRule="auto"/>
-        <w:ind w:firstLine="709"/>
-        <w:jc w:val="both"/>
-        <w:rPr>
           <w:sz w:val="28"/>
           <w:szCs w:val="28"/>
         </w:rPr>
@@ -9301,60 +9321,6 @@
           <w:sz w:val="28"/>
           <w:szCs w:val="28"/>
         </w:rPr>
-        <w:t>Возможные последствия</w:t>
-      </w:r>
-      <w:r>
-        <w:rPr>
-          <w:sz w:val="28"/>
-          <w:szCs w:val="28"/>
-        </w:rPr>
-        <w:t>: увеличение стоимости эксплуатации и сопровождения проекта;</w:t>
-      </w:r>
-    </w:p>
-    <w:p>
-      <w:pPr>
-        <w:spacing w:line="360" w:lineRule="auto"/>
-        <w:ind w:firstLine="709"/>
-        <w:jc w:val="both"/>
-        <w:rPr>
-          <w:sz w:val="28"/>
-          <w:szCs w:val="28"/>
-        </w:rPr>
-      </w:pPr>
-      <w:r>
-        <w:rPr>
-          <w:i/>
-          <w:iCs/>
-          <w:sz w:val="28"/>
-          <w:szCs w:val="28"/>
-        </w:rPr>
-        <w:t>Меры</w:t>
-      </w:r>
-      <w:r>
-        <w:rPr>
-          <w:sz w:val="28"/>
-          <w:szCs w:val="28"/>
-        </w:rPr>
-        <w:t>: использовать открытые библиотеки, официальные API, локальную NLP-классификацию и планировать инфраструктурные расходы отдельно;</w:t>
-      </w:r>
-    </w:p>
-    <w:p>
-      <w:pPr>
-        <w:spacing w:line="360" w:lineRule="auto"/>
-        <w:ind w:firstLine="709"/>
-        <w:jc w:val="both"/>
-        <w:rPr>
-          <w:sz w:val="28"/>
-          <w:szCs w:val="28"/>
-        </w:rPr>
-      </w:pPr>
-      <w:r>
-        <w:rPr>
-          <w:i/>
-          <w:iCs/>
-          <w:sz w:val="28"/>
-          <w:szCs w:val="28"/>
-        </w:rPr>
         <w:t>Степень влияния</w:t>
       </w:r>
       <w:r>
@@ -9364,66 +9330,6 @@
         </w:rPr>
         <w:t>: низкая</w:t>
       </w:r>
-    </w:p>
-    <w:p>
-      <w:pPr>
-        <w:spacing w:line="360" w:lineRule="auto"/>
-        <w:jc w:val="both"/>
-        <w:rPr>
-          <w:sz w:val="28"/>
-          <w:szCs w:val="28"/>
-        </w:rPr>
-      </w:pPr>
-    </w:p>
-    <w:p>
-      <w:pPr>
-        <w:spacing w:line="360" w:lineRule="auto"/>
-        <w:jc w:val="both"/>
-        <w:rPr>
-          <w:sz w:val="28"/>
-          <w:szCs w:val="28"/>
-        </w:rPr>
-      </w:pPr>
-    </w:p>
-    <w:p>
-      <w:pPr>
-        <w:spacing w:line="360" w:lineRule="auto"/>
-        <w:jc w:val="both"/>
-        <w:rPr>
-          <w:sz w:val="28"/>
-          <w:szCs w:val="28"/>
-        </w:rPr>
-      </w:pPr>
-    </w:p>
-    <w:p>
-      <w:pPr>
-        <w:spacing w:line="360" w:lineRule="auto"/>
-        <w:jc w:val="both"/>
-        <w:rPr>
-          <w:sz w:val="28"/>
-          <w:szCs w:val="28"/>
-        </w:rPr>
-      </w:pPr>
-    </w:p>
-    <w:p>
-      <w:pPr>
-        <w:spacing w:line="360" w:lineRule="auto"/>
-        <w:jc w:val="both"/>
-        <w:rPr>
-          <w:sz w:val="28"/>
-          <w:szCs w:val="28"/>
-        </w:rPr>
-      </w:pPr>
-    </w:p>
-    <w:p>
-      <w:pPr>
-        <w:spacing w:line="360" w:lineRule="auto"/>
-        <w:jc w:val="both"/>
-        <w:rPr>
-          <w:sz w:val="28"/>
-          <w:szCs w:val="28"/>
-        </w:rPr>
-      </w:pPr>
     </w:p>
     <w:p>
       <w:pPr>
@@ -9440,7 +9346,6 @@
         <w:rPr>
           <w:lang w:val="ru-RU"/>
         </w:rPr>
-        <w:lastRenderedPageBreak/>
         <w:t xml:space="preserve"> </w:t>
       </w:r>
       <w:bookmarkStart w:id="48" w:name="_Toc232539505"/>
@@ -9759,7 +9664,11 @@
           </w:tcPr>
           <w:p>
             <w:r>
-              <w:t>При обновлении фиксируется диагностика по каждому источнику: найдено, принято, отклонено, ошибка или отсутствие записей.</w:t>
+              <w:t xml:space="preserve">При обновлении фиксируется диагностика по </w:t>
+            </w:r>
+            <w:r>
+              <w:lastRenderedPageBreak/>
+              <w:t>каждому источнику: найдено, принято, отклонено, ошибка или отсутствие записей.</w:t>
             </w:r>
           </w:p>
         </w:tc>
@@ -9776,7 +9685,12 @@
           </w:tcPr>
           <w:p>
             <w:r>
-              <w:t>Пользователь видит, какие источники дали материалы, какие временно недоступны и почему часть ресурсов не попала в итоговую выборку.</w:t>
+              <w:lastRenderedPageBreak/>
+              <w:t xml:space="preserve">Пользователь видит, какие источники дали </w:t>
+            </w:r>
+            <w:r>
+              <w:lastRenderedPageBreak/>
+              <w:t>материалы, какие временно недоступны и почему часть ресурсов не попала в итоговую выборку.</w:t>
             </w:r>
           </w:p>
         </w:tc>
@@ -9788,6 +9702,7 @@
           </w:tcPr>
           <w:p>
             <w:r>
+              <w:lastRenderedPageBreak/>
               <w:t>Система устраняет дубли по URL, заголовкам и смысловому совпадению материалов.</w:t>
             </w:r>
           </w:p>
@@ -9872,7 +9787,6 @@
           <w:sz w:val="28"/>
           <w:szCs w:val="28"/>
         </w:rPr>
-        <w:lastRenderedPageBreak/>
         <w:t>Мониторинг осуществляется при каждом обновлении: фиксируются статус каждого источника, количество прочитанных записей, число принятых материалов, причины отказа и время выполнения.</w:t>
       </w:r>
     </w:p>
@@ -9931,7 +9845,11 @@
     </w:p>
     <w:p>
       <w:r>
-        <w:t>4. UK GOV – AI Regulation Search (UK; Законодательство) [Электронный ресурс]. - Режим доступа: https://www.gov.uk/search/all?keywords=artificial%20intelligence%20regulation&amp;order=updated-newest.</w:t>
+        <w:t xml:space="preserve">4. UK GOV – AI Regulation Search (UK; Законодательство) [Электронный ресурс]. - Режим </w:t>
+      </w:r>
+      <w:r>
+        <w:lastRenderedPageBreak/>
+        <w:t>доступа: https://www.gov.uk/search/all?keywords=artificial%20intelligence%20regulation&amp;order=updated-newest.</w:t>
       </w:r>
     </w:p>
     <w:p>
@@ -10006,45 +9924,42 @@
     </w:p>
     <w:p>
       <w:r>
-        <w:t xml:space="preserve">19. EU AI Act Guidelines (EU; Руководства) [Электронный ресурс]. - Режим доступа: </w:t>
-      </w:r>
+        <w:t>19. EU AI Act Guidelines (EU; Руководства) [Электронный ресурс]. - Режим доступа: https://digital-strategy.ec.europa.eu/en/news/supporting-implementation-ai-act-clear-guidelines.</w:t>
+      </w:r>
+    </w:p>
+    <w:p>
+      <w:r>
+        <w:t>20. EU AI-Generated Content Code (EU; Руководства) [Электронный ресурс]. - Режим доступа: https://digital-strategy.ec.europa.eu/en/news/commission-launches-work-code-practice-marking-and-labelling-ai-generated-content.</w:t>
+      </w:r>
+    </w:p>
+    <w:p>
+      <w:r>
+        <w:t>21. EU AI Pact Progress (EU; Регулятор) [Электронный ресурс]. - Режим доступа: https://digital-strategy.ec.europa.eu/en/news/ai-pact-marks-one-year-progress-trustworthy-ai-europe.</w:t>
+      </w:r>
+    </w:p>
+    <w:p>
+      <w:r>
+        <w:t>22. EU GPAI Safety Tender (EU; Регулятор) [Электронный ресурс]. - Режим доступа: https://digital-strategy.ec.europa.eu/en/funding/eu-ai-office-launches-eu9-million-tender-technical-support-gpai-safety.</w:t>
+      </w:r>
+    </w:p>
+    <w:p>
+      <w:r>
+        <w:t>23. ICO AI Innovation Response (UK; Регулятор) [Электронный ресурс]. - Режим доступа: https://ico.org.uk/about-the-ico/media-centre/news-and-blogs/2026/05/ico-response-to-government-on-safe-ai-powered-innovation/.</w:t>
+      </w:r>
+    </w:p>
+    <w:p>
+      <w:r>
+        <w:t>24. ICO AI and Biometrics Strategy (UK; Регулятор) [Электронный ресурс]. - Режим доступа: https://ico.org.uk/about-the-ico/our-information/our-strategies-and-plans/artificial-intelligence-and-biometrics-strategy/what-we-have-achieved-so-far-on-ai-and-biometrics/.</w:t>
+      </w:r>
+    </w:p>
+    <w:p>
+      <w:r>
+        <w:t>25. UNESCO Artificial Intelligence (UNESCO; Международные стандарты) [Электронный ресурс]. - Режим доступа: https://www.unesco.org/en/artificial-intelligence.</w:t>
+      </w:r>
+    </w:p>
+    <w:p>
       <w:r>
         <w:lastRenderedPageBreak/>
-        <w:t>https://digital-strategy.ec.europa.eu/en/news/supporting-implementation-ai-act-clear-guidelines.</w:t>
-      </w:r>
-    </w:p>
-    <w:p>
-      <w:r>
-        <w:t>20. EU AI-Generated Content Code (EU; Руководства) [Электронный ресурс]. - Режим доступа: https://digital-strategy.ec.europa.eu/en/news/commission-launches-work-code-practice-marking-and-labelling-ai-generated-content.</w:t>
-      </w:r>
-    </w:p>
-    <w:p>
-      <w:r>
-        <w:t>21. EU AI Pact Progress (EU; Регулятор) [Электронный ресурс]. - Режим доступа: https://digital-strategy.ec.europa.eu/en/news/ai-pact-marks-one-year-progress-trustworthy-ai-europe.</w:t>
-      </w:r>
-    </w:p>
-    <w:p>
-      <w:r>
-        <w:t>22. EU GPAI Safety Tender (EU; Регулятор) [Электронный ресурс]. - Режим доступа: https://digital-strategy.ec.europa.eu/en/funding/eu-ai-office-launches-eu9-million-tender-technical-support-gpai-safety.</w:t>
-      </w:r>
-    </w:p>
-    <w:p>
-      <w:r>
-        <w:t>23. ICO AI Innovation Response (UK; Регулятор) [Электронный ресурс]. - Режим доступа: https://ico.org.uk/about-the-ico/media-centre/news-and-blogs/2026/05/ico-response-to-government-on-safe-ai-powered-innovation/.</w:t>
-      </w:r>
-    </w:p>
-    <w:p>
-      <w:r>
-        <w:t>24. ICO AI and Biometrics Strategy (UK; Регулятор) [Электронный ресурс]. - Режим доступа: https://ico.org.uk/about-the-ico/our-information/our-strategies-and-plans/artificial-intelligence-and-biometrics-strategy/what-we-have-achieved-so-far-on-ai-and-biometrics/.</w:t>
-      </w:r>
-    </w:p>
-    <w:p>
-      <w:r>
-        <w:t>25. UNESCO Artificial Intelligence (UNESCO; Международные стандарты) [Электронный ресурс]. - Режим доступа: https://www.unesco.org/en/artificial-intelligence.</w:t>
-      </w:r>
-    </w:p>
-    <w:p>
-      <w:r>
         <w:t>26. Canada AI Portal (Canada; Госуправление) [Электронный ресурс]. - Режим доступа: https://www.canada.ca/en/services/science/innovation/artificial-intelligence.html.</w:t>
       </w:r>
     </w:p>
@@ -10265,8 +10180,6 @@
         <w:t xml:space="preserve"> </w:t>
       </w:r>
       <w:bookmarkStart w:id="52" w:name="_Toc232539507"/>
-      <w:bookmarkStart w:id="53" w:name="_GoBack"/>
-      <w:bookmarkEnd w:id="53"/>
       <w:r>
         <w:t>Состав исполнителей</w:t>
       </w:r>
@@ -10368,21 +10281,114 @@
         <w:tc>
           <w:tcPr>
             <w:tcW w:w="990" w:type="dxa"/>
+            <w:shd w:val="clear" w:color="auto" w:fill="D9D9D9"/>
             <w:vAlign w:val="center"/>
           </w:tcPr>
           <w:p>
             <w:pPr>
               <w:rPr>
-                <w:sz w:val="28"/>
-                <w:szCs w:val="28"/>
-              </w:rPr>
-            </w:pPr>
-            <w:r>
-              <w:rPr>
-                <w:sz w:val="28"/>
-                <w:szCs w:val="28"/>
+                <w:bCs/>
+                <w:sz w:val="28"/>
+                <w:szCs w:val="28"/>
+                <w:lang w:val="en-US"/>
+              </w:rPr>
+            </w:pPr>
+            <w:r>
+              <w:rPr>
+                <w:bCs/>
+                <w:sz w:val="28"/>
+                <w:szCs w:val="28"/>
+                <w:lang w:val="en-US"/>
               </w:rPr>
               <w:t>1</w:t>
+            </w:r>
+          </w:p>
+        </w:tc>
+        <w:tc>
+          <w:tcPr>
+            <w:tcW w:w="5941" w:type="dxa"/>
+            <w:shd w:val="clear" w:color="auto" w:fill="D9D9D9"/>
+            <w:vAlign w:val="center"/>
+          </w:tcPr>
+          <w:p>
+            <w:pPr>
+              <w:rPr>
+                <w:b/>
+                <w:sz w:val="28"/>
+                <w:szCs w:val="28"/>
+              </w:rPr>
+            </w:pPr>
+            <w:r>
+              <w:rPr>
+                <w:sz w:val="28"/>
+                <w:szCs w:val="28"/>
+                <w:lang w:val="ru-RU"/>
+              </w:rPr>
+              <w:t xml:space="preserve">Никишин </w:t>
+            </w:r>
+            <w:r>
+              <w:rPr>
+                <w:sz w:val="28"/>
+                <w:szCs w:val="28"/>
+                <w:lang w:val="ru-RU"/>
+              </w:rPr>
+              <w:t>Владимир</w:t>
+            </w:r>
+            <w:r>
+              <w:rPr>
+                <w:sz w:val="28"/>
+                <w:szCs w:val="28"/>
+                <w:lang w:val="ru-RU"/>
+              </w:rPr>
+              <w:t xml:space="preserve"> Дмитриевич</w:t>
+            </w:r>
+          </w:p>
+        </w:tc>
+        <w:tc>
+          <w:tcPr>
+            <w:tcW w:w="3404" w:type="dxa"/>
+            <w:shd w:val="clear" w:color="auto" w:fill="D9D9D9"/>
+            <w:vAlign w:val="center"/>
+          </w:tcPr>
+          <w:p>
+            <w:pPr>
+              <w:rPr>
+                <w:b/>
+                <w:sz w:val="28"/>
+                <w:szCs w:val="28"/>
+              </w:rPr>
+            </w:pPr>
+            <w:r>
+              <w:rPr>
+                <w:sz w:val="28"/>
+                <w:szCs w:val="28"/>
+              </w:rPr>
+              <w:t>Определение задач и требований проекта</w:t>
+            </w:r>
+          </w:p>
+        </w:tc>
+      </w:tr>
+      <w:tr>
+        <w:tc>
+          <w:tcPr>
+            <w:tcW w:w="990" w:type="dxa"/>
+            <w:vAlign w:val="center"/>
+          </w:tcPr>
+          <w:p>
+            <w:pPr>
+              <w:rPr>
+                <w:sz w:val="28"/>
+                <w:szCs w:val="28"/>
+                <w:lang w:val="en-US"/>
+              </w:rPr>
+            </w:pPr>
+            <w:r>
+              <w:rPr>
+                <w:sz w:val="28"/>
+                <w:szCs w:val="28"/>
+                <w:lang w:val="en-US"/>
+              </w:rPr>
+              <w:t>2</w:t>
             </w:r>
           </w:p>
         </w:tc>
@@ -10425,25 +10431,12 @@
               <w:rPr>
                 <w:sz w:val="28"/>
                 <w:szCs w:val="28"/>
-              </w:rPr>
-              <w:t>Определение задач и требований проекта</w:t>
-            </w:r>
-            <w:r>
-              <w:rPr>
-                <w:sz w:val="28"/>
-                <w:szCs w:val="28"/>
                 <w:lang w:val="ru-RU"/>
               </w:rPr>
-              <w:t>;</w:t>
-            </w:r>
-            <w:r>
-              <w:rPr>
-                <w:sz w:val="28"/>
-                <w:szCs w:val="28"/>
-                <w:lang w:val="ru-RU"/>
-              </w:rPr>
-              <w:t xml:space="preserve"> его разработка</w:t>
-            </w:r>
+              <w:t>Разработка и проверка качества проекта</w:t>
+            </w:r>
+            <w:bookmarkStart w:id="53" w:name="_GoBack"/>
+            <w:bookmarkEnd w:id="53"/>
           </w:p>
         </w:tc>
       </w:tr>
@@ -10511,8 +10504,8 @@
         <w:gridCol w:w="2410"/>
         <w:gridCol w:w="1984"/>
         <w:gridCol w:w="1418"/>
-        <w:gridCol w:w="1417"/>
-        <w:gridCol w:w="1134"/>
+        <w:gridCol w:w="1559"/>
+        <w:gridCol w:w="992"/>
         <w:gridCol w:w="1560"/>
         <w:gridCol w:w="141"/>
         <w:gridCol w:w="2942"/>
@@ -10615,7 +10608,7 @@
         </w:tc>
         <w:tc>
           <w:tcPr>
-            <w:tcW w:w="1417" w:type="dxa"/>
+            <w:tcW w:w="1559" w:type="dxa"/>
             <w:shd w:val="clear" w:color="auto" w:fill="D9D9D9"/>
             <w:vAlign w:val="bottom"/>
           </w:tcPr>
@@ -10638,7 +10631,7 @@
         </w:tc>
         <w:tc>
           <w:tcPr>
-            <w:tcW w:w="1134" w:type="dxa"/>
+            <w:tcW w:w="992" w:type="dxa"/>
             <w:shd w:val="clear" w:color="auto" w:fill="D9D9D9"/>
             <w:vAlign w:val="bottom"/>
           </w:tcPr>
@@ -10799,7 +10792,7 @@
         </w:tc>
         <w:tc>
           <w:tcPr>
-            <w:tcW w:w="1417" w:type="dxa"/>
+            <w:tcW w:w="1559" w:type="dxa"/>
             <w:vAlign w:val="bottom"/>
           </w:tcPr>
           <w:p>
@@ -10816,7 +10809,7 @@
         </w:tc>
         <w:tc>
           <w:tcPr>
-            <w:tcW w:w="1134" w:type="dxa"/>
+            <w:tcW w:w="992" w:type="dxa"/>
             <w:vAlign w:val="bottom"/>
           </w:tcPr>
           <w:p>
@@ -10938,7 +10931,7 @@
         </w:tc>
         <w:tc>
           <w:tcPr>
-            <w:tcW w:w="1417" w:type="dxa"/>
+            <w:tcW w:w="1559" w:type="dxa"/>
             <w:vAlign w:val="bottom"/>
           </w:tcPr>
           <w:p>
@@ -10955,7 +10948,7 @@
         </w:tc>
         <w:tc>
           <w:tcPr>
-            <w:tcW w:w="1134" w:type="dxa"/>
+            <w:tcW w:w="992" w:type="dxa"/>
             <w:vAlign w:val="bottom"/>
           </w:tcPr>
           <w:p>
@@ -11077,7 +11070,7 @@
         </w:tc>
         <w:tc>
           <w:tcPr>
-            <w:tcW w:w="1417" w:type="dxa"/>
+            <w:tcW w:w="1559" w:type="dxa"/>
             <w:vAlign w:val="bottom"/>
           </w:tcPr>
           <w:p>
@@ -11094,7 +11087,7 @@
         </w:tc>
         <w:tc>
           <w:tcPr>
-            <w:tcW w:w="1134" w:type="dxa"/>
+            <w:tcW w:w="992" w:type="dxa"/>
             <w:vAlign w:val="bottom"/>
           </w:tcPr>
           <w:p>
@@ -11193,11 +11186,11 @@
               </w:rPr>
             </w:pPr>
             <w:r>
-              <w:t>https://www.gov.uk/search/all?key</w:t>
+              <w:t>https://www.gov.</w:t>
             </w:r>
             <w:r>
               <w:lastRenderedPageBreak/>
-              <w:t>words=artificial%20intelligence%20regulation&amp;order=updated-newest</w:t>
+              <w:t>uk/search/all?keywords=artificial%20intelligence%20regulation&amp;order=updated-newest</w:t>
             </w:r>
           </w:p>
         </w:tc>
@@ -11219,20 +11212,20 @@
                 <w:lang w:val="en-US"/>
               </w:rPr>
               <w:lastRenderedPageBreak/>
-              <w:t xml:space="preserve">UK GOV – AI </w:t>
+              <w:t xml:space="preserve">UK GOV – </w:t>
             </w:r>
             <w:r>
               <w:rPr>
                 <w:lang w:val="en-US"/>
               </w:rPr>
               <w:lastRenderedPageBreak/>
-              <w:t>Regulation Search</w:t>
-            </w:r>
-          </w:p>
-        </w:tc>
-        <w:tc>
-          <w:tcPr>
-            <w:tcW w:w="1417" w:type="dxa"/>
+              <w:t>AI Regulation Search</w:t>
+            </w:r>
+          </w:p>
+        </w:tc>
+        <w:tc>
+          <w:tcPr>
+            <w:tcW w:w="1559" w:type="dxa"/>
             <w:vAlign w:val="bottom"/>
           </w:tcPr>
           <w:p>
@@ -11244,24 +11237,33 @@
             </w:pPr>
             <w:r>
               <w:lastRenderedPageBreak/>
-              <w:t>Законодательство</w:t>
-            </w:r>
-          </w:p>
-        </w:tc>
-        <w:tc>
-          <w:tcPr>
-            <w:tcW w:w="1134" w:type="dxa"/>
-            <w:vAlign w:val="bottom"/>
-          </w:tcPr>
-          <w:p>
-            <w:pPr>
-              <w:rPr>
-                <w:sz w:val="28"/>
-                <w:szCs w:val="28"/>
-              </w:rPr>
-            </w:pPr>
-            <w:r>
-              <w:t>400 дней</w:t>
+              <w:t>Законодател</w:t>
+            </w:r>
+            <w:r>
+              <w:lastRenderedPageBreak/>
+              <w:t>ьство</w:t>
+            </w:r>
+          </w:p>
+        </w:tc>
+        <w:tc>
+          <w:tcPr>
+            <w:tcW w:w="992" w:type="dxa"/>
+            <w:vAlign w:val="bottom"/>
+          </w:tcPr>
+          <w:p>
+            <w:pPr>
+              <w:rPr>
+                <w:sz w:val="28"/>
+                <w:szCs w:val="28"/>
+              </w:rPr>
+            </w:pPr>
+            <w:r>
+              <w:lastRenderedPageBreak/>
+              <w:t xml:space="preserve">400 </w:t>
+            </w:r>
+            <w:r>
+              <w:lastRenderedPageBreak/>
+              <w:t>дней</w:t>
             </w:r>
           </w:p>
         </w:tc>
@@ -11279,11 +11281,12 @@
               </w:rPr>
             </w:pPr>
             <w:r>
-              <w:t xml:space="preserve">Официальный / профильный </w:t>
-            </w:r>
-            <w:r>
               <w:lastRenderedPageBreak/>
-              <w:t>источник</w:t>
+              <w:t xml:space="preserve">Официальный </w:t>
+            </w:r>
+            <w:r>
+              <w:lastRenderedPageBreak/>
+              <w:t>/ профильный источник</w:t>
             </w:r>
           </w:p>
         </w:tc>
@@ -11301,11 +11304,11 @@
             </w:pPr>
             <w:r>
               <w:lastRenderedPageBreak/>
-              <w:t xml:space="preserve">Источник включен в белый список. Результат </w:t>
+              <w:t xml:space="preserve">Источник включен в </w:t>
             </w:r>
             <w:r>
               <w:lastRenderedPageBreak/>
-              <w:t>зависит от доступности сайта и наличия публикаций, одновременно связанных с ИИ и правовым регулированием.</w:t>
+              <w:t>белый список. Результат зависит от доступности сайта и наличия публикаций, одновременно связанных с ИИ и правовым регулированием.</w:t>
             </w:r>
           </w:p>
         </w:tc>
@@ -11386,7 +11389,7 @@
         </w:tc>
         <w:tc>
           <w:tcPr>
-            <w:tcW w:w="1417" w:type="dxa"/>
+            <w:tcW w:w="1559" w:type="dxa"/>
             <w:vAlign w:val="bottom"/>
           </w:tcPr>
           <w:p>
@@ -11403,7 +11406,7 @@
         </w:tc>
         <w:tc>
           <w:tcPr>
-            <w:tcW w:w="1134" w:type="dxa"/>
+            <w:tcW w:w="992" w:type="dxa"/>
             <w:vAlign w:val="bottom"/>
           </w:tcPr>
           <w:p>
@@ -11529,7 +11532,7 @@
         </w:tc>
         <w:tc>
           <w:tcPr>
-            <w:tcW w:w="1417" w:type="dxa"/>
+            <w:tcW w:w="1559" w:type="dxa"/>
             <w:vAlign w:val="bottom"/>
           </w:tcPr>
           <w:p>
@@ -11546,7 +11549,7 @@
         </w:tc>
         <w:tc>
           <w:tcPr>
-            <w:tcW w:w="1134" w:type="dxa"/>
+            <w:tcW w:w="992" w:type="dxa"/>
             <w:vAlign w:val="bottom"/>
           </w:tcPr>
           <w:p>
@@ -11668,7 +11671,7 @@
         </w:tc>
         <w:tc>
           <w:tcPr>
-            <w:tcW w:w="1417" w:type="dxa"/>
+            <w:tcW w:w="1559" w:type="dxa"/>
             <w:vAlign w:val="bottom"/>
           </w:tcPr>
           <w:p>
@@ -11685,7 +11688,7 @@
         </w:tc>
         <w:tc>
           <w:tcPr>
-            <w:tcW w:w="1134" w:type="dxa"/>
+            <w:tcW w:w="992" w:type="dxa"/>
             <w:vAlign w:val="bottom"/>
           </w:tcPr>
           <w:p>
@@ -11784,7 +11787,11 @@
               </w:rPr>
             </w:pPr>
             <w:r>
-              <w:t>https://iapp.org/news/?q=artificial%20intelligence%20regulation</w:t>
+              <w:t>https://iapp.org/news/?q=artificial%20intelligence%2</w:t>
+            </w:r>
+            <w:r>
+              <w:lastRenderedPageBreak/>
+              <w:t>0regulation</w:t>
             </w:r>
           </w:p>
         </w:tc>
@@ -11801,13 +11808,14 @@
               </w:rPr>
             </w:pPr>
             <w:r>
+              <w:lastRenderedPageBreak/>
               <w:t>IAPP – AI Governance Search</w:t>
             </w:r>
           </w:p>
         </w:tc>
         <w:tc>
           <w:tcPr>
-            <w:tcW w:w="1417" w:type="dxa"/>
+            <w:tcW w:w="1559" w:type="dxa"/>
             <w:vAlign w:val="bottom"/>
           </w:tcPr>
           <w:p>
@@ -11824,7 +11832,7 @@
         </w:tc>
         <w:tc>
           <w:tcPr>
-            <w:tcW w:w="1134" w:type="dxa"/>
+            <w:tcW w:w="992" w:type="dxa"/>
             <w:vAlign w:val="bottom"/>
           </w:tcPr>
           <w:p>
@@ -11870,11 +11878,11 @@
               </w:rPr>
             </w:pPr>
             <w:r>
-              <w:t xml:space="preserve">Источник включен в белый список. Результат зависит от доступности сайта и наличия </w:t>
+              <w:t xml:space="preserve">Источник включен в белый список. Результат зависит от доступности </w:t>
             </w:r>
             <w:r>
               <w:lastRenderedPageBreak/>
-              <w:t>публикаций, одновременно связанных с ИИ и правовым регулированием.</w:t>
+              <w:t>сайта и наличия публикаций, одновременно связанных с ИИ и правовым регулированием.</w:t>
             </w:r>
           </w:p>
         </w:tc>
@@ -11955,7 +11963,7 @@
         </w:tc>
         <w:tc>
           <w:tcPr>
-            <w:tcW w:w="1417" w:type="dxa"/>
+            <w:tcW w:w="1559" w:type="dxa"/>
             <w:vAlign w:val="bottom"/>
           </w:tcPr>
           <w:p>
@@ -11972,7 +11980,7 @@
         </w:tc>
         <w:tc>
           <w:tcPr>
-            <w:tcW w:w="1134" w:type="dxa"/>
+            <w:tcW w:w="992" w:type="dxa"/>
             <w:vAlign w:val="bottom"/>
           </w:tcPr>
           <w:p>
@@ -12098,7 +12106,7 @@
         </w:tc>
         <w:tc>
           <w:tcPr>
-            <w:tcW w:w="1417" w:type="dxa"/>
+            <w:tcW w:w="1559" w:type="dxa"/>
             <w:vAlign w:val="bottom"/>
           </w:tcPr>
           <w:p>
@@ -12115,7 +12123,7 @@
         </w:tc>
         <w:tc>
           <w:tcPr>
-            <w:tcW w:w="1134" w:type="dxa"/>
+            <w:tcW w:w="992" w:type="dxa"/>
             <w:vAlign w:val="bottom"/>
           </w:tcPr>
           <w:p>
@@ -12237,7 +12245,7 @@
         </w:tc>
         <w:tc>
           <w:tcPr>
-            <w:tcW w:w="1417" w:type="dxa"/>
+            <w:tcW w:w="1559" w:type="dxa"/>
             <w:vAlign w:val="bottom"/>
           </w:tcPr>
           <w:p>
@@ -12254,7 +12262,7 @@
         </w:tc>
         <w:tc>
           <w:tcPr>
-            <w:tcW w:w="1134" w:type="dxa"/>
+            <w:tcW w:w="992" w:type="dxa"/>
             <w:vAlign w:val="bottom"/>
           </w:tcPr>
           <w:p>
@@ -12376,7 +12384,7 @@
         </w:tc>
         <w:tc>
           <w:tcPr>
-            <w:tcW w:w="1417" w:type="dxa"/>
+            <w:tcW w:w="1559" w:type="dxa"/>
             <w:vAlign w:val="bottom"/>
           </w:tcPr>
           <w:p>
@@ -12393,7 +12401,7 @@
         </w:tc>
         <w:tc>
           <w:tcPr>
-            <w:tcW w:w="1134" w:type="dxa"/>
+            <w:tcW w:w="992" w:type="dxa"/>
             <w:vAlign w:val="bottom"/>
           </w:tcPr>
           <w:p>
@@ -12439,11 +12447,11 @@
               </w:rPr>
             </w:pPr>
             <w:r>
-              <w:t xml:space="preserve">Источник включен в белый список. Результат зависит от доступности сайта и наличия публикаций, одновременно связанных </w:t>
+              <w:t xml:space="preserve">Источник включен в белый список. Результат зависит от доступности сайта и наличия публикаций, </w:t>
             </w:r>
             <w:r>
               <w:lastRenderedPageBreak/>
-              <w:t>с ИИ и правовым регулированием.</w:t>
+              <w:t>одновременно связанных с ИИ и правовым регулированием.</w:t>
             </w:r>
           </w:p>
         </w:tc>
@@ -12520,7 +12528,7 @@
         </w:tc>
         <w:tc>
           <w:tcPr>
-            <w:tcW w:w="1417" w:type="dxa"/>
+            <w:tcW w:w="1559" w:type="dxa"/>
             <w:vAlign w:val="bottom"/>
           </w:tcPr>
           <w:p>
@@ -12537,7 +12545,7 @@
         </w:tc>
         <w:tc>
           <w:tcPr>
-            <w:tcW w:w="1134" w:type="dxa"/>
+            <w:tcW w:w="992" w:type="dxa"/>
             <w:vAlign w:val="bottom"/>
           </w:tcPr>
           <w:p>
@@ -12659,7 +12667,7 @@
         </w:tc>
         <w:tc>
           <w:tcPr>
-            <w:tcW w:w="1417" w:type="dxa"/>
+            <w:tcW w:w="1559" w:type="dxa"/>
             <w:vAlign w:val="bottom"/>
           </w:tcPr>
           <w:p>
@@ -12676,7 +12684,7 @@
         </w:tc>
         <w:tc>
           <w:tcPr>
-            <w:tcW w:w="1134" w:type="dxa"/>
+            <w:tcW w:w="992" w:type="dxa"/>
             <w:vAlign w:val="bottom"/>
           </w:tcPr>
           <w:p>
@@ -12798,7 +12806,7 @@
         </w:tc>
         <w:tc>
           <w:tcPr>
-            <w:tcW w:w="1417" w:type="dxa"/>
+            <w:tcW w:w="1559" w:type="dxa"/>
             <w:vAlign w:val="bottom"/>
           </w:tcPr>
           <w:p>
@@ -12815,7 +12823,7 @@
         </w:tc>
         <w:tc>
           <w:tcPr>
-            <w:tcW w:w="1134" w:type="dxa"/>
+            <w:tcW w:w="992" w:type="dxa"/>
             <w:vAlign w:val="bottom"/>
           </w:tcPr>
           <w:p>
@@ -12941,7 +12949,7 @@
         </w:tc>
         <w:tc>
           <w:tcPr>
-            <w:tcW w:w="1417" w:type="dxa"/>
+            <w:tcW w:w="1559" w:type="dxa"/>
             <w:vAlign w:val="bottom"/>
           </w:tcPr>
           <w:p>
@@ -12958,7 +12966,7 @@
         </w:tc>
         <w:tc>
           <w:tcPr>
-            <w:tcW w:w="1134" w:type="dxa"/>
+            <w:tcW w:w="992" w:type="dxa"/>
             <w:vAlign w:val="bottom"/>
           </w:tcPr>
           <w:p>
@@ -13004,7 +13012,11 @@
               </w:rPr>
             </w:pPr>
             <w:r>
-              <w:t>Источник включен в белый список. Результат зависит от доступности сайта и наличия публикаций, одновременно связанных с ИИ и правовым регулированием.</w:t>
+              <w:t xml:space="preserve">Источник включен в белый список. Результат зависит от доступности сайта и наличия публикаций, одновременно связанных с ИИ и правовым </w:t>
+            </w:r>
+            <w:r>
+              <w:lastRenderedPageBreak/>
+              <w:t>регулированием.</w:t>
             </w:r>
           </w:p>
         </w:tc>
@@ -13085,7 +13097,7 @@
         </w:tc>
         <w:tc>
           <w:tcPr>
-            <w:tcW w:w="1417" w:type="dxa"/>
+            <w:tcW w:w="1559" w:type="dxa"/>
             <w:vAlign w:val="bottom"/>
           </w:tcPr>
           <w:p>
@@ -13102,7 +13114,7 @@
         </w:tc>
         <w:tc>
           <w:tcPr>
-            <w:tcW w:w="1134" w:type="dxa"/>
+            <w:tcW w:w="992" w:type="dxa"/>
             <w:vAlign w:val="bottom"/>
           </w:tcPr>
           <w:p>
@@ -13228,7 +13240,7 @@
         </w:tc>
         <w:tc>
           <w:tcPr>
-            <w:tcW w:w="1417" w:type="dxa"/>
+            <w:tcW w:w="1559" w:type="dxa"/>
             <w:vAlign w:val="bottom"/>
           </w:tcPr>
           <w:p>
@@ -13245,7 +13257,7 @@
         </w:tc>
         <w:tc>
           <w:tcPr>
-            <w:tcW w:w="1134" w:type="dxa"/>
+            <w:tcW w:w="992" w:type="dxa"/>
             <w:vAlign w:val="bottom"/>
           </w:tcPr>
           <w:p>
@@ -13367,7 +13379,7 @@
         </w:tc>
         <w:tc>
           <w:tcPr>
-            <w:tcW w:w="1417" w:type="dxa"/>
+            <w:tcW w:w="1559" w:type="dxa"/>
             <w:vAlign w:val="bottom"/>
           </w:tcPr>
           <w:p>
@@ -13384,7 +13396,7 @@
         </w:tc>
         <w:tc>
           <w:tcPr>
-            <w:tcW w:w="1134" w:type="dxa"/>
+            <w:tcW w:w="992" w:type="dxa"/>
             <w:vAlign w:val="bottom"/>
           </w:tcPr>
           <w:p>
@@ -13510,7 +13522,7 @@
         </w:tc>
         <w:tc>
           <w:tcPr>
-            <w:tcW w:w="1417" w:type="dxa"/>
+            <w:tcW w:w="1559" w:type="dxa"/>
             <w:vAlign w:val="bottom"/>
           </w:tcPr>
           <w:p>
@@ -13527,7 +13539,7 @@
         </w:tc>
         <w:tc>
           <w:tcPr>
-            <w:tcW w:w="1134" w:type="dxa"/>
+            <w:tcW w:w="992" w:type="dxa"/>
             <w:vAlign w:val="bottom"/>
           </w:tcPr>
           <w:p>
@@ -13592,6 +13604,7 @@
               </w:rPr>
             </w:pPr>
             <w:r>
+              <w:lastRenderedPageBreak/>
               <w:t>21</w:t>
             </w:r>
           </w:p>
@@ -13626,11 +13639,7 @@
               </w:rPr>
             </w:pPr>
             <w:r>
-              <w:t>https://digital-</w:t>
-            </w:r>
-            <w:r>
-              <w:lastRenderedPageBreak/>
-              <w:t>strategy.ec.europa.eu/en/news/ai-pact-marks-one-year-progress-trustworthy-ai-europe</w:t>
+              <w:t>https://digital-strategy.ec.europa.eu/en/news/ai-pact-marks-one-year-progress-trustworthy-ai-europe</w:t>
             </w:r>
           </w:p>
         </w:tc>
@@ -13647,36 +13656,30 @@
               </w:rPr>
             </w:pPr>
             <w:r>
-              <w:lastRenderedPageBreak/>
-              <w:t xml:space="preserve">EU AI Pact </w:t>
-            </w:r>
-            <w:r>
-              <w:lastRenderedPageBreak/>
-              <w:t>Progress</w:t>
-            </w:r>
-          </w:p>
-        </w:tc>
-        <w:tc>
-          <w:tcPr>
-            <w:tcW w:w="1417" w:type="dxa"/>
-            <w:vAlign w:val="bottom"/>
-          </w:tcPr>
-          <w:p>
-            <w:pPr>
-              <w:rPr>
-                <w:sz w:val="28"/>
-                <w:szCs w:val="28"/>
-              </w:rPr>
-            </w:pPr>
-            <w:r>
-              <w:lastRenderedPageBreak/>
+              <w:t>EU AI Pact Progress</w:t>
+            </w:r>
+          </w:p>
+        </w:tc>
+        <w:tc>
+          <w:tcPr>
+            <w:tcW w:w="1559" w:type="dxa"/>
+            <w:vAlign w:val="bottom"/>
+          </w:tcPr>
+          <w:p>
+            <w:pPr>
+              <w:rPr>
+                <w:sz w:val="28"/>
+                <w:szCs w:val="28"/>
+              </w:rPr>
+            </w:pPr>
+            <w:r>
               <w:t>Регулятор</w:t>
             </w:r>
           </w:p>
         </w:tc>
         <w:tc>
           <w:tcPr>
-            <w:tcW w:w="1134" w:type="dxa"/>
+            <w:tcW w:w="992" w:type="dxa"/>
             <w:vAlign w:val="bottom"/>
           </w:tcPr>
           <w:p>
@@ -13705,11 +13708,7 @@
               </w:rPr>
             </w:pPr>
             <w:r>
-              <w:t xml:space="preserve">Официальный </w:t>
-            </w:r>
-            <w:r>
-              <w:lastRenderedPageBreak/>
-              <w:t>/ профильный источник</w:t>
+              <w:t>Официальный / профильный источник</w:t>
             </w:r>
           </w:p>
         </w:tc>
@@ -13726,12 +13725,7 @@
               </w:rPr>
             </w:pPr>
             <w:r>
-              <w:lastRenderedPageBreak/>
-              <w:t xml:space="preserve">Источник включен в </w:t>
-            </w:r>
-            <w:r>
-              <w:lastRenderedPageBreak/>
-              <w:t>белый список. Результат зависит от доступности сайта и наличия публикаций, одновременно связанных с ИИ и правовым регулированием.</w:t>
+              <w:t>Источник включен в белый список. Результат зависит от доступности сайта и наличия публикаций, одновременно связанных с ИИ и правовым регулированием.</w:t>
             </w:r>
           </w:p>
         </w:tc>
@@ -13750,7 +13744,6 @@
               </w:rPr>
             </w:pPr>
             <w:r>
-              <w:lastRenderedPageBreak/>
               <w:t>22</w:t>
             </w:r>
           </w:p>
@@ -13808,7 +13801,7 @@
         </w:tc>
         <w:tc>
           <w:tcPr>
-            <w:tcW w:w="1417" w:type="dxa"/>
+            <w:tcW w:w="1559" w:type="dxa"/>
             <w:vAlign w:val="bottom"/>
           </w:tcPr>
           <w:p>
@@ -13825,7 +13818,7 @@
         </w:tc>
         <w:tc>
           <w:tcPr>
-            <w:tcW w:w="1134" w:type="dxa"/>
+            <w:tcW w:w="992" w:type="dxa"/>
             <w:vAlign w:val="bottom"/>
           </w:tcPr>
           <w:p>
@@ -13947,7 +13940,7 @@
         </w:tc>
         <w:tc>
           <w:tcPr>
-            <w:tcW w:w="1417" w:type="dxa"/>
+            <w:tcW w:w="1559" w:type="dxa"/>
             <w:vAlign w:val="bottom"/>
           </w:tcPr>
           <w:p>
@@ -13964,7 +13957,7 @@
         </w:tc>
         <w:tc>
           <w:tcPr>
-            <w:tcW w:w="1134" w:type="dxa"/>
+            <w:tcW w:w="992" w:type="dxa"/>
             <w:vAlign w:val="bottom"/>
           </w:tcPr>
           <w:p>
@@ -14063,11 +14056,11 @@
               </w:rPr>
             </w:pPr>
             <w:r>
-              <w:t>https://ico.org.uk/about-the-ico/our-information/our-strategies-and-plans/artificial-intelligence-and-biometrics-strategy/what-we-have-achieved-so-far-on-ai-and-</w:t>
+              <w:t>https://ico.org.uk/about-the-ico/our-information/our-strategies-and-plans/artificial-intelligence-and-biometrics-strategy/what-we-have-achieved-so-</w:t>
             </w:r>
             <w:r>
               <w:lastRenderedPageBreak/>
-              <w:t>biometrics/</w:t>
+              <w:t>far-on-ai-and-biometrics/</w:t>
             </w:r>
           </w:p>
         </w:tc>
@@ -14095,7 +14088,7 @@
         </w:tc>
         <w:tc>
           <w:tcPr>
-            <w:tcW w:w="1417" w:type="dxa"/>
+            <w:tcW w:w="1559" w:type="dxa"/>
             <w:vAlign w:val="bottom"/>
           </w:tcPr>
           <w:p>
@@ -14112,7 +14105,7 @@
         </w:tc>
         <w:tc>
           <w:tcPr>
-            <w:tcW w:w="1134" w:type="dxa"/>
+            <w:tcW w:w="992" w:type="dxa"/>
             <w:vAlign w:val="bottom"/>
           </w:tcPr>
           <w:p>
@@ -14234,7 +14227,7 @@
         </w:tc>
         <w:tc>
           <w:tcPr>
-            <w:tcW w:w="1417" w:type="dxa"/>
+            <w:tcW w:w="1559" w:type="dxa"/>
             <w:vAlign w:val="bottom"/>
           </w:tcPr>
           <w:p>
@@ -14251,7 +14244,7 @@
         </w:tc>
         <w:tc>
           <w:tcPr>
-            <w:tcW w:w="1134" w:type="dxa"/>
+            <w:tcW w:w="992" w:type="dxa"/>
             <w:vAlign w:val="bottom"/>
           </w:tcPr>
           <w:p>
@@ -14373,7 +14366,7 @@
         </w:tc>
         <w:tc>
           <w:tcPr>
-            <w:tcW w:w="1417" w:type="dxa"/>
+            <w:tcW w:w="1559" w:type="dxa"/>
             <w:vAlign w:val="bottom"/>
           </w:tcPr>
           <w:p>
@@ -14390,7 +14383,7 @@
         </w:tc>
         <w:tc>
           <w:tcPr>
-            <w:tcW w:w="1134" w:type="dxa"/>
+            <w:tcW w:w="992" w:type="dxa"/>
             <w:vAlign w:val="bottom"/>
           </w:tcPr>
           <w:p>
@@ -14512,7 +14505,7 @@
         </w:tc>
         <w:tc>
           <w:tcPr>
-            <w:tcW w:w="1417" w:type="dxa"/>
+            <w:tcW w:w="1559" w:type="dxa"/>
             <w:vAlign w:val="bottom"/>
           </w:tcPr>
           <w:p>
@@ -14529,7 +14522,7 @@
         </w:tc>
         <w:tc>
           <w:tcPr>
-            <w:tcW w:w="1134" w:type="dxa"/>
+            <w:tcW w:w="992" w:type="dxa"/>
             <w:vAlign w:val="bottom"/>
           </w:tcPr>
           <w:p>
@@ -14651,7 +14644,7 @@
         </w:tc>
         <w:tc>
           <w:tcPr>
-            <w:tcW w:w="1417" w:type="dxa"/>
+            <w:tcW w:w="1559" w:type="dxa"/>
             <w:vAlign w:val="bottom"/>
           </w:tcPr>
           <w:p>
@@ -14668,7 +14661,7 @@
         </w:tc>
         <w:tc>
           <w:tcPr>
-            <w:tcW w:w="1134" w:type="dxa"/>
+            <w:tcW w:w="992" w:type="dxa"/>
             <w:vAlign w:val="bottom"/>
           </w:tcPr>
           <w:p>
@@ -14733,6 +14726,7 @@
               </w:rPr>
             </w:pPr>
             <w:r>
+              <w:lastRenderedPageBreak/>
               <w:t>29</w:t>
             </w:r>
           </w:p>
@@ -14767,11 +14761,7 @@
               </w:rPr>
             </w:pPr>
             <w:r>
-              <w:t>https://www.ag.g</w:t>
-            </w:r>
-            <w:r>
-              <w:lastRenderedPageBreak/>
-              <w:t>ov.au/about-us/accountability-and-reporting/attorney-generals-department-artificial-intelligence-transparency-statement</w:t>
+              <w:t>https://www.ag.gov.au/about-us/accountability-and-reporting/attorney-generals-department-artificial-intelligence-transparency-statement</w:t>
             </w:r>
           </w:p>
         </w:tc>
@@ -14792,54 +14782,40 @@
               <w:rPr>
                 <w:lang w:val="en-US"/>
               </w:rPr>
-              <w:lastRenderedPageBreak/>
-              <w:t xml:space="preserve">Australia </w:t>
-            </w:r>
-            <w:r>
-              <w:rPr>
-                <w:lang w:val="en-US"/>
-              </w:rPr>
-              <w:lastRenderedPageBreak/>
-              <w:t>Attorney-General AI Transparency</w:t>
-            </w:r>
-          </w:p>
-        </w:tc>
-        <w:tc>
-          <w:tcPr>
-            <w:tcW w:w="1417" w:type="dxa"/>
-            <w:vAlign w:val="bottom"/>
-          </w:tcPr>
-          <w:p>
-            <w:pPr>
-              <w:rPr>
-                <w:sz w:val="28"/>
-                <w:szCs w:val="28"/>
-              </w:rPr>
-            </w:pPr>
-            <w:r>
-              <w:lastRenderedPageBreak/>
-              <w:t>Руководств</w:t>
-            </w:r>
-            <w:r>
-              <w:lastRenderedPageBreak/>
-              <w:t>а</w:t>
-            </w:r>
-          </w:p>
-        </w:tc>
-        <w:tc>
-          <w:tcPr>
-            <w:tcW w:w="1134" w:type="dxa"/>
-            <w:vAlign w:val="bottom"/>
-          </w:tcPr>
-          <w:p>
-            <w:pPr>
-              <w:rPr>
-                <w:sz w:val="28"/>
-                <w:szCs w:val="28"/>
-              </w:rPr>
-            </w:pPr>
-            <w:r>
-              <w:lastRenderedPageBreak/>
+              <w:t>Australia Attorney-General AI Transparency</w:t>
+            </w:r>
+          </w:p>
+        </w:tc>
+        <w:tc>
+          <w:tcPr>
+            <w:tcW w:w="1559" w:type="dxa"/>
+            <w:vAlign w:val="bottom"/>
+          </w:tcPr>
+          <w:p>
+            <w:pPr>
+              <w:rPr>
+                <w:sz w:val="28"/>
+                <w:szCs w:val="28"/>
+              </w:rPr>
+            </w:pPr>
+            <w:r>
+              <w:t>Руководства</w:t>
+            </w:r>
+          </w:p>
+        </w:tc>
+        <w:tc>
+          <w:tcPr>
+            <w:tcW w:w="992" w:type="dxa"/>
+            <w:vAlign w:val="bottom"/>
+          </w:tcPr>
+          <w:p>
+            <w:pPr>
+              <w:rPr>
+                <w:sz w:val="28"/>
+                <w:szCs w:val="28"/>
+              </w:rPr>
+            </w:pPr>
+            <w:r>
               <w:t>400 дней</w:t>
             </w:r>
           </w:p>
@@ -14858,11 +14834,7 @@
               </w:rPr>
             </w:pPr>
             <w:r>
-              <w:t xml:space="preserve">Официальный </w:t>
-            </w:r>
-            <w:r>
-              <w:lastRenderedPageBreak/>
-              <w:t>/ профильный источник</w:t>
+              <w:t>Официальный / профильный источник</w:t>
             </w:r>
           </w:p>
         </w:tc>
@@ -14879,12 +14851,7 @@
               </w:rPr>
             </w:pPr>
             <w:r>
-              <w:lastRenderedPageBreak/>
-              <w:t xml:space="preserve">Источник включен в </w:t>
-            </w:r>
-            <w:r>
-              <w:lastRenderedPageBreak/>
-              <w:t>белый список. Результат зависит от доступности сайта и наличия публикаций, одновременно связанных с ИИ и правовым регулированием.</w:t>
+              <w:t>Источник включен в белый список. Результат зависит от доступности сайта и наличия публикаций, одновременно связанных с ИИ и правовым регулированием.</w:t>
             </w:r>
           </w:p>
         </w:tc>
@@ -14903,7 +14870,6 @@
               </w:rPr>
             </w:pPr>
             <w:r>
-              <w:lastRenderedPageBreak/>
               <w:t>30</w:t>
             </w:r>
           </w:p>
@@ -14961,7 +14927,7 @@
         </w:tc>
         <w:tc>
           <w:tcPr>
-            <w:tcW w:w="1417" w:type="dxa"/>
+            <w:tcW w:w="1559" w:type="dxa"/>
             <w:vAlign w:val="bottom"/>
           </w:tcPr>
           <w:p>
@@ -14978,7 +14944,7 @@
         </w:tc>
         <w:tc>
           <w:tcPr>
-            <w:tcW w:w="1134" w:type="dxa"/>
+            <w:tcW w:w="992" w:type="dxa"/>
             <w:vAlign w:val="bottom"/>
           </w:tcPr>
           <w:p>
@@ -15100,7 +15066,7 @@
         </w:tc>
         <w:tc>
           <w:tcPr>
-            <w:tcW w:w="1417" w:type="dxa"/>
+            <w:tcW w:w="1559" w:type="dxa"/>
             <w:vAlign w:val="bottom"/>
           </w:tcPr>
           <w:p>
@@ -15117,7 +15083,7 @@
         </w:tc>
         <w:tc>
           <w:tcPr>
-            <w:tcW w:w="1134" w:type="dxa"/>
+            <w:tcW w:w="992" w:type="dxa"/>
             <w:vAlign w:val="bottom"/>
           </w:tcPr>
           <w:p>
@@ -15243,7 +15209,7 @@
         </w:tc>
         <w:tc>
           <w:tcPr>
-            <w:tcW w:w="1417" w:type="dxa"/>
+            <w:tcW w:w="1559" w:type="dxa"/>
             <w:vAlign w:val="bottom"/>
           </w:tcPr>
           <w:p>
@@ -15260,7 +15226,7 @@
         </w:tc>
         <w:tc>
           <w:tcPr>
-            <w:tcW w:w="1134" w:type="dxa"/>
+            <w:tcW w:w="992" w:type="dxa"/>
             <w:vAlign w:val="bottom"/>
           </w:tcPr>
           <w:p>
@@ -15306,11 +15272,11 @@
               </w:rPr>
             </w:pPr>
             <w:r>
-              <w:t xml:space="preserve">Источник включен в белый список. Результат зависит от доступности сайта и наличия публикаций, одновременно связанных </w:t>
+              <w:t xml:space="preserve">Источник включен в белый список. Результат зависит от доступности сайта и наличия публикаций, </w:t>
             </w:r>
             <w:r>
               <w:lastRenderedPageBreak/>
-              <w:t>с ИИ и правовым регулированием.</w:t>
+              <w:t>одновременно связанных с ИИ и правовым регулированием.</w:t>
             </w:r>
           </w:p>
         </w:tc>
@@ -15391,7 +15357,7 @@
         </w:tc>
         <w:tc>
           <w:tcPr>
-            <w:tcW w:w="1417" w:type="dxa"/>
+            <w:tcW w:w="1559" w:type="dxa"/>
             <w:vAlign w:val="bottom"/>
           </w:tcPr>
           <w:p>
@@ -15408,7 +15374,7 @@
         </w:tc>
         <w:tc>
           <w:tcPr>
-            <w:tcW w:w="1134" w:type="dxa"/>
+            <w:tcW w:w="992" w:type="dxa"/>
             <w:vAlign w:val="bottom"/>
           </w:tcPr>
           <w:p>
@@ -15530,7 +15496,7 @@
         </w:tc>
         <w:tc>
           <w:tcPr>
-            <w:tcW w:w="1417" w:type="dxa"/>
+            <w:tcW w:w="1559" w:type="dxa"/>
             <w:vAlign w:val="bottom"/>
           </w:tcPr>
           <w:p>
@@ -15547,7 +15513,7 @@
         </w:tc>
         <w:tc>
           <w:tcPr>
-            <w:tcW w:w="1134" w:type="dxa"/>
+            <w:tcW w:w="992" w:type="dxa"/>
             <w:vAlign w:val="bottom"/>
           </w:tcPr>
           <w:p>
@@ -20187,7 +20153,7 @@
 </file>
 
 <file path=customXml/itemProps2.xml><?xml version="1.0" encoding="utf-8"?>
-<ds:datastoreItem xmlns:ds="http://schemas.openxmlformats.org/officeDocument/2006/customXml" ds:itemID="{DB3F045A-6031-47B4-BEF4-D28E3281B0E7}">
+<ds:datastoreItem xmlns:ds="http://schemas.openxmlformats.org/officeDocument/2006/customXml" ds:itemID="{9A98F5FD-8910-4469-B394-38C49B4DB6EE}">
   <ds:schemaRefs>
     <ds:schemaRef ds:uri="http://schemas.openxmlformats.org/officeDocument/2006/bibliography"/>
   </ds:schemaRefs>
